--- a/landing-page/program-detail/rushford-business-school/msc/08-msc-in-economics.docx
+++ b/landing-page/program-detail/rushford-business-school/msc/08-msc-in-economics.docx
@@ -336,7 +336,7 @@
     </w:p>
     <w:p>
       <w:r>
-        <w:t>Economics departments used to hire for theory. Gulf employers hire for forecasting, econometrics, and the quantitative habits behind both. This MSc faces that reality: five core management courses first, then ten specialization courses with a deliberate focus on FinTech, econometrics, and quantitative methods for decision-making, economic modelling, and inference-based data.</w:t>
+        <w:t>Economics departments used to hire for theory. Gulf employers hire for forecasting, econometrics, and the quantitative habits behind both. This MSc faces that reality: five core management courses first, then ten specialisation courses with a deliberate focus on FinTech, econometrics, and quantitative methods for decision-making, economic modelling, and inference-based data.</w:t>
       </w:r>
     </w:p>
     <w:p>
@@ -375,7 +375,7 @@
     </w:p>
     <w:p>
       <w:r>
-        <w:t>Economic modelling and forecasting run through the specialization, aimed at the advisory and policy roles that depend on them.</w:t>
+        <w:t>Economic modelling and forecasting run through the specialisation, aimed at the advisory and policy roles that depend on them.</w:t>
       </w:r>
     </w:p>
     <w:p>
@@ -682,7 +682,7 @@
         <w:pStyle w:val="ListBullet"/>
       </w:pPr>
       <w:r>
-        <w:t>Ten specialization courses covering econometrics, quantitative methods, economic modelling, forecasting, and FinTech</w:t>
+        <w:t>Ten specialisation courses covering econometrics, quantitative methods, economic modelling, forecasting, and FinTech</w:t>
       </w:r>
     </w:p>
     <w:p>
@@ -980,12 +980,12 @@
         <w:rPr>
           <w:b/>
         </w:rPr>
-        <w:t>Nine in ten employers report shortages</w:t>
+        <w:t>Employers keep reporting shortages</w:t>
       </w:r>
     </w:p>
     <w:p>
       <w:r>
-        <w:t>Taggd's 2026 GCC study found nine in ten employers struggling to find qualified candidates, and quantitative economics skills are among the rarest.</w:t>
+        <w:t>Across the Gulf, employers keep reporting shortages of qualified candidates, and quantitative economics skills are among the rarest.</w:t>
       </w:r>
     </w:p>
     <w:p>

--- a/landing-page/program-detail/rushford-business-school/msc/08-msc-in-economics.docx
+++ b/landing-page/program-detail/rushford-business-school/msc/08-msc-in-economics.docx
@@ -38,7 +38,7 @@
         <w:t xml:space="preserve">Meta Description: </w:t>
       </w:r>
       <w:r>
-        <w:t>12-month online MSc in Economics from Rushford Business School. Econometrics, forecasting, FinTech focus. 60 ECTS, AED instalments. Enquire now.</w:t>
+        <w:t>12-month online MSc in Economics from Rushford Business School. Econometrics, forecasting, FinTech focus. 60 ECTS, AED installments. Enquire now.</w:t>
       </w:r>
     </w:p>
     <w:p>
@@ -126,7 +126,7 @@
         <w:pStyle w:val="Heading2"/>
       </w:pPr>
       <w:r>
-        <w:t>Programme at a Glance</w:t>
+        <w:t>Program At A Glance</w:t>
       </w:r>
     </w:p>
     <w:tbl>
@@ -323,7 +323,7 @@
         <w:t xml:space="preserve">Note: </w:t>
       </w:r>
       <w:r>
-        <w:t>The degree can be extended up to three years at no additional fee if your schedule demands it. Fees and dates are confirmed per intake, in writing, before payment.</w:t>
+        <w:t>The degree can be extended up to 3 years at no additional fee if your schedule demands it. Fees and dates are confirmed per intake, in writing, before payment.</w:t>
       </w:r>
     </w:p>
     <w:p>
@@ -331,17 +331,17 @@
         <w:pStyle w:val="Heading2"/>
       </w:pPr>
       <w:r>
-        <w:t>Programme Overview</w:t>
+        <w:t>Program Overview</w:t>
       </w:r>
     </w:p>
     <w:p>
       <w:r>
-        <w:t>Economics departments used to hire for theory. Gulf employers hire for forecasting, econometrics, and the quantitative habits behind both. This MSc faces that reality: five core management courses first, then ten specialisation courses with a deliberate focus on FinTech, econometrics, and quantitative methods for decision-making, economic modelling, and inference-based data.</w:t>
+        <w:t>Economics departments used to hire for theory. Gulf employers hire for forecasting, econometrics, and the quantitative habits behind both. This MSc faces that reality: five core management courses first, then ten specialization courses with a deliberate focus on FinTech, econometrics, and quantitative methods for decision-making, economic modelling, and inference-based data.</w:t>
       </w:r>
     </w:p>
     <w:p>
       <w:r>
-        <w:t>Practical projects and seminars run alongside the coursework on the e-Campus, and the format is asynchronous. Fifteen courses across twelve months, extendable to three years at no extra fee for people whose work refuses to cooperate, and in the Gulf it often refuses.</w:t>
+        <w:t>Practical projects and seminars run alongside the coursework on the e-Campus, and the format is asynchronous. 15 courses across 12 months, extendable to 3 years at no extra fee for people whose work refuses to cooperate, and in the Gulf it often refuses.</w:t>
       </w:r>
     </w:p>
     <w:p>
@@ -349,7 +349,7 @@
         <w:pStyle w:val="Heading2"/>
       </w:pPr>
       <w:r>
-        <w:t>Why Choose This Programme</w:t>
+        <w:t>Why Choose This Program</w:t>
       </w:r>
     </w:p>
     <w:p>
@@ -362,7 +362,7 @@
     </w:p>
     <w:p>
       <w:r>
-        <w:t>Econometrics and statistical methods for decision-making sit at the centre of the degree, which is what applied economics hiring screens for.</w:t>
+        <w:t>Econometrics and statistical methods for decision-making sit at the center of the degree, which is what applied economics hiring screens for.</w:t>
       </w:r>
     </w:p>
     <w:p>
@@ -375,7 +375,7 @@
     </w:p>
     <w:p>
       <w:r>
-        <w:t>Economic modelling and forecasting run through the specialisation, aimed at the advisory and policy roles that depend on them.</w:t>
+        <w:t>Economic modelling and forecasting run through the specialization, aimed at the advisory and policy roles that depend on them.</w:t>
       </w:r>
     </w:p>
     <w:p>
@@ -401,7 +401,7 @@
     </w:p>
     <w:p>
       <w:r>
-        <w:t>Rushford Business School, Switzerland, awards the MSc. All fifteen courses run on the e-Campus.</w:t>
+        <w:t>Rushford Business School, Switzerland, awards the MSc. All 15 courses run on the e-Campus.</w:t>
       </w:r>
     </w:p>
     <w:p>
@@ -409,7 +409,7 @@
         <w:rPr>
           <w:b/>
         </w:rPr>
-        <w:t>Instalments in dirhams</w:t>
+        <w:t>Installments in dirhams</w:t>
       </w:r>
     </w:p>
     <w:p>
@@ -606,7 +606,7 @@
         <w:pStyle w:val="Heading2"/>
       </w:pPr>
       <w:r>
-        <w:t>Programme Structure</w:t>
+        <w:t>Program Structure</w:t>
       </w:r>
     </w:p>
     <w:p>
@@ -616,7 +616,7 @@
     </w:p>
     <w:p>
       <w:r>
-        <w:t>Three blocks across fifteen courses: core management, the economics foundation, and the leadership and research block.</w:t>
+        <w:t>Three blocks across 15 courses: core management, the economics foundation, and the leadership and research block.</w:t>
       </w:r>
     </w:p>
     <w:p>
@@ -649,7 +649,7 @@
         <w:pStyle w:val="ListBullet"/>
       </w:pPr>
       <w:r>
-        <w:t>Organisational Behaviour</w:t>
+        <w:t>Organisational Behavior</w:t>
       </w:r>
     </w:p>
     <w:p>
@@ -682,7 +682,7 @@
         <w:pStyle w:val="ListBullet"/>
       </w:pPr>
       <w:r>
-        <w:t>Ten specialisation courses covering econometrics, quantitative methods, economic modelling, forecasting, and FinTech</w:t>
+        <w:t>Ten specialization courses covering econometrics, quantitative methods, economic modelling, forecasting, and FinTech</w:t>
       </w:r>
     </w:p>
     <w:p>
@@ -806,7 +806,7 @@
               <w:rPr>
                 <w:sz w:val="20"/>
               </w:rPr>
-              <w:t>Asynchronous e-Campus study, extendable to three years without extra fee</w:t>
+              <w:t>Asynchronous e-Campus study, extendable to 3 years without extra fee</w:t>
             </w:r>
           </w:p>
         </w:tc>
@@ -851,7 +851,7 @@
                 <w:b/>
                 <w:sz w:val="20"/>
               </w:rPr>
-              <w:t>Affordable instalments</w:t>
+              <w:t>Affordable installments</w:t>
             </w:r>
           </w:p>
         </w:tc>
@@ -922,7 +922,7 @@
               <w:rPr>
                 <w:sz w:val="20"/>
               </w:rPr>
-              <w:t>Enrolment done with you, one step at a time</w:t>
+              <w:t>Enrollment done with you, one step at a time</w:t>
             </w:r>
           </w:p>
         </w:tc>
@@ -998,7 +998,7 @@
     </w:p>
     <w:p>
       <w:r>
-        <w:t>Up to three years at no additional fee means the degree survives relocations, busy quarters, and family life.</w:t>
+        <w:t>Up to 3 years at no additional fee means the degree survives relocations, busy quarters, and family life.</w:t>
       </w:r>
     </w:p>
     <w:p>
@@ -1115,7 +1115,7 @@
                 <w:b/>
                 <w:sz w:val="20"/>
               </w:rPr>
-              <w:t>Monthly Instalments</w:t>
+              <w:t>Monthly Installments</w:t>
             </w:r>
           </w:p>
         </w:tc>
@@ -1200,7 +1200,7 @@
         <w:t xml:space="preserve">Request the fee structure: </w:t>
       </w:r>
       <w:r>
-        <w:t>Because fees shift with the intake and study arrangements, no fixed figure is printed here. Admissions sends a personal breakdown on request, free and without obligation. Across our Master's programmes, totals usually sit between AED 16,000 and 40,000.</w:t>
+        <w:t>Because fees shift with the intake and study arrangements, no fixed figure is printed here. Admissions sends a personal breakdown on request, free and without obligation. Across our Master's programs, totals usually sit between AED 16,000 and 40,000.</w:t>
       </w:r>
     </w:p>
     <w:sectPr>
